--- a/习近平新时代思想概论/作业/HW8.docx
+++ b/习近平新时代思想概论/作业/HW8.docx
@@ -21,7 +21,7 @@
           <w:sz w:val="24"/>
           <w:szCs w:val="24"/>
         </w:rPr>
-        <w:t xml:space="preserve">1. 中国式现代化的中国特色是什么？（如何破解西方式现代化的瓶颈问题？）</w:t>
+        <w:t xml:space="preserve">1. 中国式现代化具有哪些中国特色？它又是怎样破解西方式现代化所遇瓶颈的？</w:t>
       </w:r>
     </w:p>
     <w:p>
@@ -482,6 +482,26 @@
           <w:szCs w:val="24"/>
         </w:rPr>
         <w:t>西方老牌资本主义国家的现代化史，往往伴随战争、殖民、掠夺的血腥罪恶。中国式现代化打破了“国强必霸”的逻辑，走和平发展道路，以中国新发展为世界提供新机遇。</w:t>
+      </w:r>
+    </w:p>
+    <w:p>
+      <w:pPr>
+        <w:pStyle w:val="a"/>
+        <w:snapToGrid w:val="0"/>
+        <w:spacing w:before="0" w:after="0" w:line="360" w:lineRule="auto"/>
+        <w:ind w:firstLineChars="200" w:firstLine="480"/>
+        <w:jc w:val="both"/>
+        <w:rPr>
+          <w:rFonts w:hint="eastAsia"/>
+        </w:rPr>
+      </w:pPr>
+      <w:r>
+        <w:rPr>
+          <w:rFonts w:hint="eastAsia" w:ascii="Times New Roman" w:hAnsi="Times New Roman" w:cs="Times New Roman" w:eastAsia="宋体"/>
+          <w:sz w:val="24"/>
+          <w:szCs w:val="24"/>
+        </w:rPr>
+        <w:t xml:space="preserve">// 五个特色按“人口—富裕—文明—生态—和平”排列，每条都配一组“特色/破解瓶颈”，答题时别只写特色不写破解。</w:t>
       </w:r>
     </w:p>
     <w:p>
@@ -503,17 +523,7 @@
           <w:sz w:val="24"/>
           <w:szCs w:val="24"/>
         </w:rPr>
-        <w:t xml:space="preserve">2. </w:t>
-      </w:r>
-      <w:r>
-        <w:rPr>
-          <w:rFonts w:ascii="Times New Roman" w:hAnsi="Times New Roman" w:cs="Times New Roman" w:eastAsia="黑体" w:hint="eastAsia"/>
-          <w:b w:val="1"/>
-          <w:bCs w:val="1"/>
-          <w:sz w:val="24"/>
-          <w:szCs w:val="24"/>
-        </w:rPr>
-        <w:t xml:space="preserve">中国式现代化的本质要求是什么？</w:t>
+        <w:t xml:space="preserve">2. 中国式现代化的本质要求包含哪几条？</w:t>
       </w:r>
     </w:p>
     <w:p>
@@ -766,6 +776,26 @@
           <w:szCs w:val="24"/>
         </w:rPr>
         <w:t>创造人类文明新形态</w:t>
+      </w:r>
+    </w:p>
+    <w:p>
+      <w:pPr>
+        <w:pStyle w:val="a"/>
+        <w:snapToGrid w:val="0"/>
+        <w:spacing w:before="0" w:after="0" w:line="360" w:lineRule="auto"/>
+        <w:ind w:firstLineChars="200" w:firstLine="480"/>
+        <w:jc w:val="both"/>
+        <w:rPr>
+          <w:rFonts w:hint="eastAsia"/>
+        </w:rPr>
+      </w:pPr>
+      <w:r>
+        <w:rPr>
+          <w:rFonts w:hint="eastAsia" w:ascii="Times New Roman" w:hAnsi="Times New Roman" w:cs="Times New Roman" w:eastAsia="宋体"/>
+          <w:sz w:val="24"/>
+          <w:szCs w:val="24"/>
+        </w:rPr>
+        <w:t xml:space="preserve">// 九条本质要求里，前两条讲“领导和道路”，最后一条落在“人类文明新形态”，头尾最容易被问到。</w:t>
       </w:r>
     </w:p>
     <w:p>
@@ -787,7 +817,7 @@
           <w:sz w:val="24"/>
           <w:szCs w:val="24"/>
         </w:rPr>
-        <w:t xml:space="preserve">3. 如何理解中国式现代化创造了人类文明新形态？</w:t>
+        <w:t xml:space="preserve">3. 为什么说中国式现代化创造了人类文明新形态？</w:t>
       </w:r>
     </w:p>
     <w:p>
@@ -1087,18 +1117,200 @@
           <w:sz w:val="24"/>
           <w:szCs w:val="24"/>
         </w:rPr>
-        <w:t xml:space="preserve">4. </w:t>
-      </w:r>
-      <w:r>
-        <w:rPr>
-          <w:rFonts w:ascii="Times New Roman" w:hAnsi="Times New Roman" w:cs="Times New Roman" w:eastAsia="黑体" w:hint="eastAsia"/>
-          <w:b w:val="1"/>
-          <w:bCs w:val="1"/>
-          <w:sz w:val="24"/>
-          <w:szCs w:val="24"/>
-        </w:rPr>
-        <w:t xml:space="preserve">推进中国式现代化需要牢牢把握</w:t>
-      </w:r>
+        <w:t xml:space="preserve">4. 推进中国式现代化，必须牢牢把握的五条重大原则是哪五条？</w:t>
+      </w:r>
+    </w:p>
+    <w:p>
+      <w:pPr>
+        <w:pStyle w:val="a"/>
+        <w:snapToGrid w:val="0"/>
+        <w:spacing w:before="0" w:after="0" w:line="360" w:lineRule="auto"/>
+        <w:ind w:firstLineChars="200" w:firstLine="480"/>
+        <w:jc w:val="both"/>
+        <w:rPr>
+          <w:rFonts w:hint="eastAsia"/>
+        </w:rPr>
+      </w:pPr>
+      <w:r>
+        <w:rPr>
+          <w:rFonts w:hint="eastAsia" w:ascii="Times New Roman" w:hAnsi="Times New Roman" w:cs="Times New Roman" w:eastAsia="宋体"/>
+          <w:sz w:val="24"/>
+          <w:szCs w:val="24"/>
+        </w:rPr>
+        <w:t>（1）</w:t>
+      </w:r>
+      <w:r>
+        <w:rPr>
+          <w:rFonts w:ascii="Times New Roman" w:hAnsi="Times New Roman" w:cs="Times New Roman" w:eastAsia="宋体" w:hint="eastAsia"/>
+          <w:sz w:val="24"/>
+          <w:szCs w:val="24"/>
+        </w:rPr>
+        <w:t>坚持和加强党的全面领导</w:t>
+      </w:r>
+      <w:r>
+        <w:rPr>
+          <w:rFonts w:hint="eastAsia" w:ascii="Times New Roman" w:hAnsi="Times New Roman" w:cs="Times New Roman" w:eastAsia="宋体"/>
+          <w:sz w:val="24"/>
+          <w:szCs w:val="24"/>
+        </w:rPr>
+        <w:t>；</w:t>
+      </w:r>
+    </w:p>
+    <w:p>
+      <w:pPr>
+        <w:pStyle w:val="a"/>
+        <w:snapToGrid w:val="0"/>
+        <w:spacing w:before="0" w:after="0" w:line="360" w:lineRule="auto"/>
+        <w:ind w:firstLineChars="200" w:firstLine="480"/>
+        <w:jc w:val="both"/>
+        <w:rPr>
+          <w:rFonts w:hint="eastAsia"/>
+        </w:rPr>
+      </w:pPr>
+      <w:r>
+        <w:rPr>
+          <w:rFonts w:hint="eastAsia" w:ascii="Times New Roman" w:hAnsi="Times New Roman" w:cs="Times New Roman" w:eastAsia="宋体"/>
+          <w:sz w:val="24"/>
+          <w:szCs w:val="24"/>
+        </w:rPr>
+        <w:t>（2）</w:t>
+      </w:r>
+      <w:r>
+        <w:rPr>
+          <w:rFonts w:ascii="Times New Roman" w:hAnsi="Times New Roman" w:cs="Times New Roman" w:eastAsia="宋体" w:hint="eastAsia"/>
+          <w:sz w:val="24"/>
+          <w:szCs w:val="24"/>
+        </w:rPr>
+        <w:t>坚持中国特色社会主义道路</w:t>
+      </w:r>
+      <w:r>
+        <w:rPr>
+          <w:rFonts w:hint="eastAsia" w:ascii="Times New Roman" w:hAnsi="Times New Roman" w:cs="Times New Roman" w:eastAsia="宋体"/>
+          <w:sz w:val="24"/>
+          <w:szCs w:val="24"/>
+        </w:rPr>
+        <w:t>；</w:t>
+      </w:r>
+    </w:p>
+    <w:p>
+      <w:pPr>
+        <w:pStyle w:val="a"/>
+        <w:snapToGrid w:val="0"/>
+        <w:spacing w:before="0" w:after="0" w:line="360" w:lineRule="auto"/>
+        <w:ind w:firstLineChars="200" w:firstLine="480"/>
+        <w:jc w:val="both"/>
+        <w:rPr>
+          <w:rFonts w:hint="eastAsia"/>
+        </w:rPr>
+      </w:pPr>
+      <w:r>
+        <w:rPr>
+          <w:rFonts w:hint="eastAsia" w:ascii="Times New Roman" w:hAnsi="Times New Roman" w:cs="Times New Roman" w:eastAsia="宋体"/>
+          <w:sz w:val="24"/>
+          <w:szCs w:val="24"/>
+        </w:rPr>
+        <w:t>（3）</w:t>
+      </w:r>
+      <w:r>
+        <w:rPr>
+          <w:rFonts w:ascii="Times New Roman" w:hAnsi="Times New Roman" w:cs="Times New Roman" w:eastAsia="宋体" w:hint="eastAsia"/>
+          <w:sz w:val="24"/>
+          <w:szCs w:val="24"/>
+        </w:rPr>
+        <w:t>坚持以人民为中心的发展思想</w:t>
+      </w:r>
+      <w:r>
+        <w:rPr>
+          <w:rFonts w:hint="eastAsia" w:ascii="Times New Roman" w:hAnsi="Times New Roman" w:cs="Times New Roman" w:eastAsia="宋体"/>
+          <w:sz w:val="24"/>
+          <w:szCs w:val="24"/>
+        </w:rPr>
+        <w:t>；</w:t>
+      </w:r>
+    </w:p>
+    <w:p>
+      <w:pPr>
+        <w:pStyle w:val="a"/>
+        <w:snapToGrid w:val="0"/>
+        <w:spacing w:before="0" w:after="0" w:line="360" w:lineRule="auto"/>
+        <w:ind w:firstLineChars="200" w:firstLine="480"/>
+        <w:jc w:val="both"/>
+        <w:rPr>
+          <w:rFonts w:hint="eastAsia"/>
+        </w:rPr>
+      </w:pPr>
+      <w:r>
+        <w:rPr>
+          <w:rFonts w:hint="eastAsia" w:ascii="Times New Roman" w:hAnsi="Times New Roman" w:cs="Times New Roman" w:eastAsia="宋体"/>
+          <w:sz w:val="24"/>
+          <w:szCs w:val="24"/>
+        </w:rPr>
+        <w:t>（4）</w:t>
+      </w:r>
+      <w:r>
+        <w:rPr>
+          <w:rFonts w:ascii="Times New Roman" w:hAnsi="Times New Roman" w:cs="Times New Roman" w:eastAsia="宋体" w:hint="eastAsia"/>
+          <w:sz w:val="24"/>
+          <w:szCs w:val="24"/>
+        </w:rPr>
+        <w:t>坚持深化改革开放</w:t>
+      </w:r>
+      <w:r>
+        <w:rPr>
+          <w:rFonts w:hint="eastAsia" w:ascii="Times New Roman" w:hAnsi="Times New Roman" w:cs="Times New Roman" w:eastAsia="宋体"/>
+          <w:sz w:val="24"/>
+          <w:szCs w:val="24"/>
+        </w:rPr>
+        <w:t>；</w:t>
+      </w:r>
+    </w:p>
+    <w:p>
+      <w:pPr>
+        <w:pStyle w:val="a"/>
+        <w:snapToGrid w:val="0"/>
+        <w:spacing w:before="0" w:after="0" w:line="360" w:lineRule="auto"/>
+        <w:ind w:firstLineChars="200" w:firstLine="480"/>
+        <w:jc w:val="both"/>
+        <w:rPr>
+          <w:rFonts w:hint="eastAsia"/>
+        </w:rPr>
+      </w:pPr>
+      <w:r>
+        <w:rPr>
+          <w:rFonts w:hint="eastAsia" w:ascii="Times New Roman" w:hAnsi="Times New Roman" w:cs="Times New Roman" w:eastAsia="宋体"/>
+          <w:sz w:val="24"/>
+          <w:szCs w:val="24"/>
+        </w:rPr>
+        <w:t>（5）</w:t>
+      </w:r>
+      <w:r>
+        <w:rPr>
+          <w:rFonts w:ascii="Times New Roman" w:hAnsi="Times New Roman" w:cs="Times New Roman" w:eastAsia="宋体" w:hint="eastAsia"/>
+          <w:sz w:val="24"/>
+          <w:szCs w:val="24"/>
+        </w:rPr>
+        <w:t>坚持发扬斗争精神</w:t>
+      </w:r>
+      <w:r>
+        <w:rPr>
+          <w:rFonts w:hint="eastAsia" w:ascii="Times New Roman" w:hAnsi="Times New Roman" w:cs="Times New Roman" w:eastAsia="宋体"/>
+          <w:sz w:val="24"/>
+          <w:szCs w:val="24"/>
+        </w:rPr>
+        <w:t>。</w:t>
+      </w:r>
+    </w:p>
+    <w:p>
+      <w:pPr>
+        <w:pStyle w:val="a"/>
+        <w:snapToGrid w:val="0"/>
+        <w:spacing w:before="160" w:after="80" w:line="360" w:lineRule="auto"/>
+        <w:ind w:firstLineChars="200" w:firstLine="480"/>
+        <w:jc w:val="left"/>
+        <w:rPr>
+          <w:rFonts w:hint="eastAsia"/>
+        </w:rPr>
+      </w:pPr>
       <w:r>
         <w:rPr>
           <w:rFonts w:hint="eastAsia" w:ascii="Times New Roman" w:hAnsi="Times New Roman" w:cs="Times New Roman" w:eastAsia="黑体"/>
@@ -1107,27 +1319,7 @@
           <w:sz w:val="24"/>
           <w:szCs w:val="24"/>
         </w:rPr>
-        <w:t>的</w:t>
-      </w:r>
-      <w:r>
-        <w:rPr>
-          <w:rFonts w:ascii="Times New Roman" w:hAnsi="Times New Roman" w:cs="Times New Roman" w:eastAsia="黑体" w:hint="eastAsia"/>
-          <w:b w:val="1"/>
-          <w:bCs w:val="1"/>
-          <w:sz w:val="24"/>
-          <w:szCs w:val="24"/>
-        </w:rPr>
-        <w:t>五条重大原则</w:t>
-      </w:r>
-      <w:r>
-        <w:rPr>
-          <w:rFonts w:hint="eastAsia" w:ascii="Times New Roman" w:hAnsi="Times New Roman" w:cs="Times New Roman" w:eastAsia="黑体"/>
-          <w:b w:val="1"/>
-          <w:bCs w:val="1"/>
-          <w:sz w:val="24"/>
-          <w:szCs w:val="24"/>
-        </w:rPr>
-        <w:t>是什么？</w:t>
+        <w:t xml:space="preserve">5. 推进中国式现代化，需要正确处理好的六个重大关系是哪六个？</w:t>
       </w:r>
     </w:p>
     <w:p>
@@ -1155,7 +1347,7 @@
           <w:sz w:val="24"/>
           <w:szCs w:val="24"/>
         </w:rPr>
-        <w:t>坚持和加强党的全面领导</w:t>
+        <w:t>正确处理顶层设计与实践探索的关系</w:t>
       </w:r>
       <w:r>
         <w:rPr>
@@ -1191,7 +1383,7 @@
           <w:sz w:val="24"/>
           <w:szCs w:val="24"/>
         </w:rPr>
-        <w:t>坚持中国特色社会主义道路</w:t>
+        <w:t>正确处理战略与策略的关系</w:t>
       </w:r>
       <w:r>
         <w:rPr>
@@ -1227,7 +1419,7 @@
           <w:sz w:val="24"/>
           <w:szCs w:val="24"/>
         </w:rPr>
-        <w:t>坚持以人民为中心的发展思想</w:t>
+        <w:t>正确处理守正与创新的的关系</w:t>
       </w:r>
       <w:r>
         <w:rPr>
@@ -1263,7 +1455,7 @@
           <w:sz w:val="24"/>
           <w:szCs w:val="24"/>
         </w:rPr>
-        <w:t>坚持深化改革开放</w:t>
+        <w:t>正确处理效率与公平的关系</w:t>
       </w:r>
       <w:r>
         <w:rPr>
@@ -1299,105 +1491,7 @@
           <w:sz w:val="24"/>
           <w:szCs w:val="24"/>
         </w:rPr>
-        <w:t>坚持发扬斗争精神</w:t>
-      </w:r>
-      <w:r>
-        <w:rPr>
-          <w:rFonts w:hint="eastAsia" w:ascii="Times New Roman" w:hAnsi="Times New Roman" w:cs="Times New Roman" w:eastAsia="宋体"/>
-          <w:sz w:val="24"/>
-          <w:szCs w:val="24"/>
-        </w:rPr>
-        <w:t>。</w:t>
-      </w:r>
-    </w:p>
-    <w:p>
-      <w:pPr>
-        <w:pStyle w:val="a"/>
-        <w:snapToGrid w:val="0"/>
-        <w:spacing w:before="160" w:after="80" w:line="360" w:lineRule="auto"/>
-        <w:ind w:firstLineChars="200" w:firstLine="480"/>
-        <w:jc w:val="left"/>
-        <w:rPr>
-          <w:rFonts w:hint="eastAsia"/>
-        </w:rPr>
-      </w:pPr>
-      <w:r>
-        <w:rPr>
-          <w:rFonts w:hint="eastAsia" w:ascii="Times New Roman" w:hAnsi="Times New Roman" w:cs="Times New Roman" w:eastAsia="黑体"/>
-          <w:b w:val="1"/>
-          <w:bCs w:val="1"/>
-          <w:sz w:val="24"/>
-          <w:szCs w:val="24"/>
-        </w:rPr>
-        <w:t xml:space="preserve">5. </w:t>
-      </w:r>
-      <w:r>
-        <w:rPr>
-          <w:rFonts w:ascii="Times New Roman" w:hAnsi="Times New Roman" w:cs="Times New Roman" w:eastAsia="黑体" w:hint="eastAsia"/>
-          <w:b w:val="1"/>
-          <w:bCs w:val="1"/>
-          <w:sz w:val="24"/>
-          <w:szCs w:val="24"/>
-        </w:rPr>
-        <w:t xml:space="preserve">推进中国式现代化需要正确处理好</w:t>
-      </w:r>
-      <w:r>
-        <w:rPr>
-          <w:rFonts w:hint="eastAsia" w:ascii="Times New Roman" w:hAnsi="Times New Roman" w:cs="Times New Roman" w:eastAsia="黑体"/>
-          <w:b w:val="1"/>
-          <w:bCs w:val="1"/>
-          <w:sz w:val="24"/>
-          <w:szCs w:val="24"/>
-        </w:rPr>
-        <w:t>的</w:t>
-      </w:r>
-      <w:r>
-        <w:rPr>
-          <w:rFonts w:ascii="Times New Roman" w:hAnsi="Times New Roman" w:cs="Times New Roman" w:eastAsia="黑体" w:hint="eastAsia"/>
-          <w:b w:val="1"/>
-          <w:bCs w:val="1"/>
-          <w:sz w:val="24"/>
-          <w:szCs w:val="24"/>
-        </w:rPr>
-        <w:t>六个重大关系</w:t>
-      </w:r>
-      <w:r>
-        <w:rPr>
-          <w:rFonts w:hint="eastAsia" w:ascii="Times New Roman" w:hAnsi="Times New Roman" w:cs="Times New Roman" w:eastAsia="黑体"/>
-          <w:b w:val="1"/>
-          <w:bCs w:val="1"/>
-          <w:sz w:val="24"/>
-          <w:szCs w:val="24"/>
-        </w:rPr>
-        <w:t>是什么？</w:t>
-      </w:r>
-    </w:p>
-    <w:p>
-      <w:pPr>
-        <w:pStyle w:val="a"/>
-        <w:snapToGrid w:val="0"/>
-        <w:spacing w:before="0" w:after="0" w:line="360" w:lineRule="auto"/>
-        <w:ind w:firstLineChars="200" w:firstLine="480"/>
-        <w:jc w:val="both"/>
-        <w:rPr>
-          <w:rFonts w:hint="eastAsia"/>
-        </w:rPr>
-      </w:pPr>
-      <w:r>
-        <w:rPr>
-          <w:rFonts w:hint="eastAsia" w:ascii="Times New Roman" w:hAnsi="Times New Roman" w:cs="Times New Roman" w:eastAsia="宋体"/>
-          <w:sz w:val="24"/>
-          <w:szCs w:val="24"/>
-        </w:rPr>
-        <w:t>（1）</w:t>
-      </w:r>
-      <w:r>
-        <w:rPr>
-          <w:rFonts w:ascii="Times New Roman" w:hAnsi="Times New Roman" w:cs="Times New Roman" w:eastAsia="宋体" w:hint="eastAsia"/>
-          <w:sz w:val="24"/>
-          <w:szCs w:val="24"/>
-        </w:rPr>
-        <w:t>正确处理顶层设计与实践探索的关系</w:t>
+        <w:t>正确处理活力与秩序的关系</w:t>
       </w:r>
       <w:r>
         <w:rPr>
@@ -1425,150 +1519,6 @@
           <w:sz w:val="24"/>
           <w:szCs w:val="24"/>
         </w:rPr>
-        <w:t>（2）</w:t>
-      </w:r>
-      <w:r>
-        <w:rPr>
-          <w:rFonts w:ascii="Times New Roman" w:hAnsi="Times New Roman" w:cs="Times New Roman" w:eastAsia="宋体" w:hint="eastAsia"/>
-          <w:sz w:val="24"/>
-          <w:szCs w:val="24"/>
-        </w:rPr>
-        <w:t>正确处理战略与策略的关系</w:t>
-      </w:r>
-      <w:r>
-        <w:rPr>
-          <w:rFonts w:hint="eastAsia" w:ascii="Times New Roman" w:hAnsi="Times New Roman" w:cs="Times New Roman" w:eastAsia="宋体"/>
-          <w:sz w:val="24"/>
-          <w:szCs w:val="24"/>
-        </w:rPr>
-        <w:t>；</w:t>
-      </w:r>
-    </w:p>
-    <w:p>
-      <w:pPr>
-        <w:pStyle w:val="a"/>
-        <w:snapToGrid w:val="0"/>
-        <w:spacing w:before="0" w:after="0" w:line="360" w:lineRule="auto"/>
-        <w:ind w:firstLineChars="200" w:firstLine="480"/>
-        <w:jc w:val="both"/>
-        <w:rPr>
-          <w:rFonts w:hint="eastAsia"/>
-        </w:rPr>
-      </w:pPr>
-      <w:r>
-        <w:rPr>
-          <w:rFonts w:hint="eastAsia" w:ascii="Times New Roman" w:hAnsi="Times New Roman" w:cs="Times New Roman" w:eastAsia="宋体"/>
-          <w:sz w:val="24"/>
-          <w:szCs w:val="24"/>
-        </w:rPr>
-        <w:t>（3）</w:t>
-      </w:r>
-      <w:r>
-        <w:rPr>
-          <w:rFonts w:ascii="Times New Roman" w:hAnsi="Times New Roman" w:cs="Times New Roman" w:eastAsia="宋体" w:hint="eastAsia"/>
-          <w:sz w:val="24"/>
-          <w:szCs w:val="24"/>
-        </w:rPr>
-        <w:t>正确处理守正与创新的的关系</w:t>
-      </w:r>
-      <w:r>
-        <w:rPr>
-          <w:rFonts w:hint="eastAsia" w:ascii="Times New Roman" w:hAnsi="Times New Roman" w:cs="Times New Roman" w:eastAsia="宋体"/>
-          <w:sz w:val="24"/>
-          <w:szCs w:val="24"/>
-        </w:rPr>
-        <w:t>；</w:t>
-      </w:r>
-    </w:p>
-    <w:p>
-      <w:pPr>
-        <w:pStyle w:val="a"/>
-        <w:snapToGrid w:val="0"/>
-        <w:spacing w:before="0" w:after="0" w:line="360" w:lineRule="auto"/>
-        <w:ind w:firstLineChars="200" w:firstLine="480"/>
-        <w:jc w:val="both"/>
-        <w:rPr>
-          <w:rFonts w:hint="eastAsia"/>
-        </w:rPr>
-      </w:pPr>
-      <w:r>
-        <w:rPr>
-          <w:rFonts w:hint="eastAsia" w:ascii="Times New Roman" w:hAnsi="Times New Roman" w:cs="Times New Roman" w:eastAsia="宋体"/>
-          <w:sz w:val="24"/>
-          <w:szCs w:val="24"/>
-        </w:rPr>
-        <w:t>（4）</w:t>
-      </w:r>
-      <w:r>
-        <w:rPr>
-          <w:rFonts w:ascii="Times New Roman" w:hAnsi="Times New Roman" w:cs="Times New Roman" w:eastAsia="宋体" w:hint="eastAsia"/>
-          <w:sz w:val="24"/>
-          <w:szCs w:val="24"/>
-        </w:rPr>
-        <w:t>正确处理效率与公平的关系</w:t>
-      </w:r>
-      <w:r>
-        <w:rPr>
-          <w:rFonts w:hint="eastAsia" w:ascii="Times New Roman" w:hAnsi="Times New Roman" w:cs="Times New Roman" w:eastAsia="宋体"/>
-          <w:sz w:val="24"/>
-          <w:szCs w:val="24"/>
-        </w:rPr>
-        <w:t>；</w:t>
-      </w:r>
-    </w:p>
-    <w:p>
-      <w:pPr>
-        <w:pStyle w:val="a"/>
-        <w:snapToGrid w:val="0"/>
-        <w:spacing w:before="0" w:after="0" w:line="360" w:lineRule="auto"/>
-        <w:ind w:firstLineChars="200" w:firstLine="480"/>
-        <w:jc w:val="both"/>
-        <w:rPr>
-          <w:rFonts w:hint="eastAsia"/>
-        </w:rPr>
-      </w:pPr>
-      <w:r>
-        <w:rPr>
-          <w:rFonts w:hint="eastAsia" w:ascii="Times New Roman" w:hAnsi="Times New Roman" w:cs="Times New Roman" w:eastAsia="宋体"/>
-          <w:sz w:val="24"/>
-          <w:szCs w:val="24"/>
-        </w:rPr>
-        <w:t>（5）</w:t>
-      </w:r>
-      <w:r>
-        <w:rPr>
-          <w:rFonts w:ascii="Times New Roman" w:hAnsi="Times New Roman" w:cs="Times New Roman" w:eastAsia="宋体" w:hint="eastAsia"/>
-          <w:sz w:val="24"/>
-          <w:szCs w:val="24"/>
-        </w:rPr>
-        <w:t>正确处理活力与秩序的关系</w:t>
-      </w:r>
-      <w:r>
-        <w:rPr>
-          <w:rFonts w:hint="eastAsia" w:ascii="Times New Roman" w:hAnsi="Times New Roman" w:cs="Times New Roman" w:eastAsia="宋体"/>
-          <w:sz w:val="24"/>
-          <w:szCs w:val="24"/>
-        </w:rPr>
-        <w:t>；</w:t>
-      </w:r>
-    </w:p>
-    <w:p>
-      <w:pPr>
-        <w:pStyle w:val="a"/>
-        <w:snapToGrid w:val="0"/>
-        <w:spacing w:before="0" w:after="0" w:line="360" w:lineRule="auto"/>
-        <w:ind w:firstLineChars="200" w:firstLine="480"/>
-        <w:jc w:val="both"/>
-        <w:rPr>
-          <w:rFonts w:hint="eastAsia"/>
-        </w:rPr>
-      </w:pPr>
-      <w:r>
-        <w:rPr>
-          <w:rFonts w:hint="eastAsia" w:ascii="Times New Roman" w:hAnsi="Times New Roman" w:cs="Times New Roman" w:eastAsia="宋体"/>
-          <w:sz w:val="24"/>
-          <w:szCs w:val="24"/>
-        </w:rPr>
         <w:t>（6）</w:t>
       </w:r>
       <w:r>
@@ -1578,6 +1528,26 @@
           <w:szCs w:val="24"/>
         </w:rPr>
         <w:t>正确处理自立自强与对外开放的关系。</w:t>
+      </w:r>
+    </w:p>
+    <w:p>
+      <w:pPr>
+        <w:pStyle w:val="a"/>
+        <w:snapToGrid w:val="0"/>
+        <w:spacing w:before="0" w:after="0" w:line="360" w:lineRule="auto"/>
+        <w:ind w:firstLineChars="200" w:firstLine="480"/>
+        <w:jc w:val="both"/>
+        <w:rPr>
+          <w:rFonts w:hint="eastAsia"/>
+        </w:rPr>
+      </w:pPr>
+      <w:r>
+        <w:rPr>
+          <w:rFonts w:hint="eastAsia" w:ascii="Times New Roman" w:hAnsi="Times New Roman" w:cs="Times New Roman" w:eastAsia="宋体"/>
+          <w:sz w:val="24"/>
+          <w:szCs w:val="24"/>
+        </w:rPr>
+        <w:t xml:space="preserve">// 六个关系是两两成对的：顶层设计与实践探索、战略与策略、守正与创新、效率与公平、活力与秩序、自立自强与对外开放。</w:t>
       </w:r>
     </w:p>
     <w:sectPr>
